--- a/docs/manuals/docx/04_휴직_매뉴얼.docx
+++ b/docs/manuals/docx/04_휴직_매뉴얼.docx
@@ -11444,15 +11444,49 @@
           <w:szCs w:val="20"/>
           <w:shd w:fill="F2F2F2" w:color="auto" w:val="clear"/>
         </w:rPr>
-        <w:t xml:space="preserve">프로필 → 휴직 탭</w:t>
-      </w:r>
-      <w:r>
-        <w:rPr>
-          <w:rFonts w:ascii="Malgun Gothic" w:cs="Malgun Gothic" w:eastAsia="Malgun Gothic" w:hAnsi="Malgun Gothic"/>
-          <w:sz w:val="22"/>
-          <w:szCs w:val="22"/>
-        </w:rPr>
-        <w:t xml:space="preserve"> (직원 상세 페이지 내)</w:t>
+        <w:t xml:space="preserve">나의 공간 → 휴가/휴직</w:t>
+      </w:r>
+      <w:r>
+        <w:rPr>
+          <w:rFonts w:ascii="Malgun Gothic" w:cs="Malgun Gothic" w:eastAsia="Malgun Gothic" w:hAnsi="Malgun Gothic"/>
+          <w:sz w:val="22"/>
+          <w:szCs w:val="22"/>
+        </w:rPr>
+        <w:t xml:space="preserve"> (</w:t>
+      </w:r>
+      <w:r>
+        <w:rPr>
+          <w:rFonts w:ascii="Consolas" w:cs="Consolas" w:eastAsia="Consolas" w:hAnsi="Consolas"/>
+          <w:sz w:val="20"/>
+          <w:szCs w:val="20"/>
+          <w:shd w:fill="F2F2F2" w:color="auto" w:val="clear"/>
+        </w:rPr>
+        <w:t xml:space="preserve">/leave</w:t>
+      </w:r>
+      <w:r>
+        <w:rPr>
+          <w:rFonts w:ascii="Malgun Gothic" w:cs="Malgun Gothic" w:eastAsia="Malgun Gothic" w:hAnsi="Malgun Gothic"/>
+          <w:sz w:val="22"/>
+          <w:szCs w:val="22"/>
+        </w:rPr>
+        <w:t xml:space="preserve">) — 휴직 신청/이력 (딥링크 </w:t>
+      </w:r>
+      <w:r>
+        <w:rPr>
+          <w:rFonts w:ascii="Consolas" w:cs="Consolas" w:eastAsia="Consolas" w:hAnsi="Consolas"/>
+          <w:sz w:val="20"/>
+          <w:szCs w:val="20"/>
+          <w:shd w:fill="F2F2F2" w:color="auto" w:val="clear"/>
+        </w:rPr>
+        <w:t xml:space="preserve">/leave-of-absence</w:t>
+      </w:r>
+      <w:r>
+        <w:rPr>
+          <w:rFonts w:ascii="Malgun Gothic" w:cs="Malgun Gothic" w:eastAsia="Malgun Gothic" w:hAnsi="Malgun Gothic"/>
+          <w:sz w:val="22"/>
+          <w:szCs w:val="22"/>
+        </w:rPr>
+        <w:t xml:space="preserve"> 존속)</w:t>
       </w:r>
     </w:p>
     <w:p>
@@ -11571,15 +11605,32 @@
           <w:szCs w:val="20"/>
           <w:shd w:fill="F2F2F2" w:color="auto" w:val="clear"/>
         </w:rPr>
-        <w:t xml:space="preserve">휴직 관리</w:t>
-      </w:r>
-      <w:r>
-        <w:rPr>
-          <w:rFonts w:ascii="Malgun Gothic" w:cs="Malgun Gothic" w:eastAsia="Malgun Gothic" w:hAnsi="Malgun Gothic"/>
-          <w:sz w:val="22"/>
-          <w:szCs w:val="22"/>
-        </w:rPr>
-        <w:t xml:space="preserve"> 메뉴 (관리자 메뉴)</w:t>
+        <w:t xml:space="preserve">인사 관리 → 휴가/휴직 관리</w:t>
+      </w:r>
+      <w:r>
+        <w:rPr>
+          <w:rFonts w:ascii="Malgun Gothic" w:cs="Malgun Gothic" w:eastAsia="Malgun Gothic" w:hAnsi="Malgun Gothic"/>
+          <w:sz w:val="22"/>
+          <w:szCs w:val="22"/>
+        </w:rPr>
+        <w:t xml:space="preserve"> (</w:t>
+      </w:r>
+      <w:r>
+        <w:rPr>
+          <w:rFonts w:ascii="Consolas" w:cs="Consolas" w:eastAsia="Consolas" w:hAnsi="Consolas"/>
+          <w:sz w:val="20"/>
+          <w:szCs w:val="20"/>
+          <w:shd w:fill="F2F2F2" w:color="auto" w:val="clear"/>
+        </w:rPr>
+        <w:t xml:space="preserve">/leave/admin</w:t>
+      </w:r>
+      <w:r>
+        <w:rPr>
+          <w:rFonts w:ascii="Malgun Gothic" w:cs="Malgun Gothic" w:eastAsia="Malgun Gothic" w:hAnsi="Malgun Gothic"/>
+          <w:sz w:val="22"/>
+          <w:szCs w:val="22"/>
+        </w:rPr>
+        <w:t xml:space="preserve">)</w:t>
       </w:r>
     </w:p>
     <w:p>
@@ -11878,7 +11929,7 @@
           <w:szCs w:val="20"/>
           <w:shd w:fill="F2F2F2" w:color="auto" w:val="clear"/>
         </w:rPr>
-        <w:t xml:space="preserve">인사관리 → 직원 상세 → 휴직 탭</w:t>
+        <w:t xml:space="preserve">인사 관리 → 직원 관리 → 직원 상세 → 휴직 탭</w:t>
       </w:r>
     </w:p>
     <w:p>
